--- a/5-Ses-Grubu-Harf-Yazma-p-h-v-g-f-j.docx
+++ b/5-Ses-Grubu-Harf-Yazma-p-h-v-g-f-j.docx
@@ -3,10 +3,13 @@
 <w:document xmlns:wpc="http://schemas.microsoft.com/office/word/2010/wordprocessingCanvas" xmlns:mo="http://schemas.microsoft.com/office/mac/office/2008/main" xmlns:mc="http://schemas.openxmlformats.org/markup-compatibility/2006" xmlns:mv="urn:schemas-microsoft-com:mac:vml" xmlns:o="urn:schemas-microsoft-com:office:office" xmlns:r="http://schemas.openxmlformats.org/officeDocument/2006/relationships" xmlns:m="http://schemas.openxmlformats.org/officeDocument/2006/math" xmlns:v="urn:schemas-microsoft-com:vml" xmlns:wp14="http://schemas.microsoft.com/office/word/2010/wordprocessingDrawing" xmlns:wp="http://schemas.openxmlformats.org/drawingml/2006/wordprocessingDrawing" xmlns:w10="urn:schemas-microsoft-com:office:word" xmlns:w="http://schemas.openxmlformats.org/wordprocessingml/2006/main" xmlns:w14="http://schemas.microsoft.com/office/word/2010/wordml" xmlns:wpg="http://schemas.microsoft.com/office/word/2010/wordprocessingGroup" xmlns:wpi="http://schemas.microsoft.com/office/word/2010/wordprocessingInk" xmlns:wne="http://schemas.microsoft.com/office/word/2006/wordml" xmlns:wps="http://schemas.microsoft.com/office/word/2010/wordprocessingShape" mc:Ignorable="w14 wp14">
   <w:body>
     <w:p>
+      <w:pPr>
+        <w:spacing w:before="0" w:after="0"/>
+      </w:pPr>
       <w:r>
         <w:drawing>
           <wp:inline xmlns:a="http://schemas.openxmlformats.org/drawingml/2006/main" xmlns:pic="http://schemas.openxmlformats.org/drawingml/2006/picture">
-            <wp:extent cx="7488000" cy="10590173"/>
+            <wp:extent cx="7542000" cy="10671054"/>
             <wp:docPr id="1" name="Picture 1"/>
             <wp:cNvGraphicFramePr>
               <a:graphicFrameLocks noChangeAspect="1"/>
@@ -15,7 +18,7 @@
               <a:graphicData uri="http://schemas.openxmlformats.org/drawingml/2006/picture">
                 <pic:pic>
                   <pic:nvPicPr>
-                    <pic:cNvPr id="0" name="p-01.jpg"/>
+                    <pic:cNvPr id="0" name="p-01.png"/>
                     <pic:cNvPicPr/>
                   </pic:nvPicPr>
                   <pic:blipFill>
@@ -27,7 +30,7 @@
                   <pic:spPr>
                     <a:xfrm>
                       <a:off x="0" y="0"/>
-                      <a:ext cx="7488000" cy="10590173"/>
+                      <a:ext cx="7542000" cy="10671054"/>
                     </a:xfrm>
                     <a:prstGeom prst="rect"/>
                   </pic:spPr>
@@ -39,10 +42,13 @@
       </w:r>
     </w:p>
     <w:p>
+      <w:pPr>
+        <w:spacing w:before="0" w:after="0"/>
+      </w:pPr>
       <w:r>
         <w:drawing>
           <wp:inline xmlns:a="http://schemas.openxmlformats.org/drawingml/2006/main" xmlns:pic="http://schemas.openxmlformats.org/drawingml/2006/picture">
-            <wp:extent cx="7488000" cy="10590173"/>
+            <wp:extent cx="7542000" cy="10671054"/>
             <wp:docPr id="2" name="Picture 2"/>
             <wp:cNvGraphicFramePr>
               <a:graphicFrameLocks noChangeAspect="1"/>
@@ -51,7 +57,7 @@
               <a:graphicData uri="http://schemas.openxmlformats.org/drawingml/2006/picture">
                 <pic:pic>
                   <pic:nvPicPr>
-                    <pic:cNvPr id="0" name="p-02.jpg"/>
+                    <pic:cNvPr id="0" name="p-02.png"/>
                     <pic:cNvPicPr/>
                   </pic:nvPicPr>
                   <pic:blipFill>
@@ -63,7 +69,7 @@
                   <pic:spPr>
                     <a:xfrm>
                       <a:off x="0" y="0"/>
-                      <a:ext cx="7488000" cy="10590173"/>
+                      <a:ext cx="7542000" cy="10671054"/>
                     </a:xfrm>
                     <a:prstGeom prst="rect"/>
                   </pic:spPr>
@@ -75,10 +81,13 @@
       </w:r>
     </w:p>
     <w:p>
+      <w:pPr>
+        <w:spacing w:before="0" w:after="0"/>
+      </w:pPr>
       <w:r>
         <w:drawing>
           <wp:inline xmlns:a="http://schemas.openxmlformats.org/drawingml/2006/main" xmlns:pic="http://schemas.openxmlformats.org/drawingml/2006/picture">
-            <wp:extent cx="7488000" cy="10590173"/>
+            <wp:extent cx="7542000" cy="10671054"/>
             <wp:docPr id="3" name="Picture 3"/>
             <wp:cNvGraphicFramePr>
               <a:graphicFrameLocks noChangeAspect="1"/>
@@ -87,7 +96,7 @@
               <a:graphicData uri="http://schemas.openxmlformats.org/drawingml/2006/picture">
                 <pic:pic>
                   <pic:nvPicPr>
-                    <pic:cNvPr id="0" name="p-03.jpg"/>
+                    <pic:cNvPr id="0" name="p-03.png"/>
                     <pic:cNvPicPr/>
                   </pic:nvPicPr>
                   <pic:blipFill>
@@ -99,7 +108,7 @@
                   <pic:spPr>
                     <a:xfrm>
                       <a:off x="0" y="0"/>
-                      <a:ext cx="7488000" cy="10590173"/>
+                      <a:ext cx="7542000" cy="10671054"/>
                     </a:xfrm>
                     <a:prstGeom prst="rect"/>
                   </pic:spPr>
@@ -111,10 +120,13 @@
       </w:r>
     </w:p>
     <w:p>
+      <w:pPr>
+        <w:spacing w:before="0" w:after="0"/>
+      </w:pPr>
       <w:r>
         <w:drawing>
           <wp:inline xmlns:a="http://schemas.openxmlformats.org/drawingml/2006/main" xmlns:pic="http://schemas.openxmlformats.org/drawingml/2006/picture">
-            <wp:extent cx="7488000" cy="10590173"/>
+            <wp:extent cx="7542000" cy="10671054"/>
             <wp:docPr id="4" name="Picture 4"/>
             <wp:cNvGraphicFramePr>
               <a:graphicFrameLocks noChangeAspect="1"/>
@@ -123,7 +135,7 @@
               <a:graphicData uri="http://schemas.openxmlformats.org/drawingml/2006/picture">
                 <pic:pic>
                   <pic:nvPicPr>
-                    <pic:cNvPr id="0" name="p-04.jpg"/>
+                    <pic:cNvPr id="0" name="p-04.png"/>
                     <pic:cNvPicPr/>
                   </pic:nvPicPr>
                   <pic:blipFill>
@@ -135,7 +147,7 @@
                   <pic:spPr>
                     <a:xfrm>
                       <a:off x="0" y="0"/>
-                      <a:ext cx="7488000" cy="10590173"/>
+                      <a:ext cx="7542000" cy="10671054"/>
                     </a:xfrm>
                     <a:prstGeom prst="rect"/>
                   </pic:spPr>
@@ -147,10 +159,13 @@
       </w:r>
     </w:p>
     <w:p>
+      <w:pPr>
+        <w:spacing w:before="0" w:after="0"/>
+      </w:pPr>
       <w:r>
         <w:drawing>
           <wp:inline xmlns:a="http://schemas.openxmlformats.org/drawingml/2006/main" xmlns:pic="http://schemas.openxmlformats.org/drawingml/2006/picture">
-            <wp:extent cx="7488000" cy="10590173"/>
+            <wp:extent cx="7542000" cy="10671054"/>
             <wp:docPr id="5" name="Picture 5"/>
             <wp:cNvGraphicFramePr>
               <a:graphicFrameLocks noChangeAspect="1"/>
@@ -159,7 +174,7 @@
               <a:graphicData uri="http://schemas.openxmlformats.org/drawingml/2006/picture">
                 <pic:pic>
                   <pic:nvPicPr>
-                    <pic:cNvPr id="0" name="p-05.jpg"/>
+                    <pic:cNvPr id="0" name="p-05.png"/>
                     <pic:cNvPicPr/>
                   </pic:nvPicPr>
                   <pic:blipFill>
@@ -171,7 +186,7 @@
                   <pic:spPr>
                     <a:xfrm>
                       <a:off x="0" y="0"/>
-                      <a:ext cx="7488000" cy="10590173"/>
+                      <a:ext cx="7542000" cy="10671054"/>
                     </a:xfrm>
                     <a:prstGeom prst="rect"/>
                   </pic:spPr>
@@ -183,10 +198,13 @@
       </w:r>
     </w:p>
     <w:p>
+      <w:pPr>
+        <w:spacing w:before="0" w:after="0"/>
+      </w:pPr>
       <w:r>
         <w:drawing>
           <wp:inline xmlns:a="http://schemas.openxmlformats.org/drawingml/2006/main" xmlns:pic="http://schemas.openxmlformats.org/drawingml/2006/picture">
-            <wp:extent cx="7488000" cy="10590173"/>
+            <wp:extent cx="7542000" cy="10671054"/>
             <wp:docPr id="6" name="Picture 6"/>
             <wp:cNvGraphicFramePr>
               <a:graphicFrameLocks noChangeAspect="1"/>
@@ -195,7 +213,7 @@
               <a:graphicData uri="http://schemas.openxmlformats.org/drawingml/2006/picture">
                 <pic:pic>
                   <pic:nvPicPr>
-                    <pic:cNvPr id="0" name="p-06.jpg"/>
+                    <pic:cNvPr id="0" name="p-06.png"/>
                     <pic:cNvPicPr/>
                   </pic:nvPicPr>
                   <pic:blipFill>
@@ -207,7 +225,7 @@
                   <pic:spPr>
                     <a:xfrm>
                       <a:off x="0" y="0"/>
-                      <a:ext cx="7488000" cy="10590173"/>
+                      <a:ext cx="7542000" cy="10671054"/>
                     </a:xfrm>
                     <a:prstGeom prst="rect"/>
                   </pic:spPr>
@@ -219,10 +237,13 @@
       </w:r>
     </w:p>
     <w:p>
+      <w:pPr>
+        <w:spacing w:before="0" w:after="0"/>
+      </w:pPr>
       <w:r>
         <w:drawing>
           <wp:inline xmlns:a="http://schemas.openxmlformats.org/drawingml/2006/main" xmlns:pic="http://schemas.openxmlformats.org/drawingml/2006/picture">
-            <wp:extent cx="7488000" cy="10590173"/>
+            <wp:extent cx="7542000" cy="10671054"/>
             <wp:docPr id="7" name="Picture 7"/>
             <wp:cNvGraphicFramePr>
               <a:graphicFrameLocks noChangeAspect="1"/>
@@ -231,7 +252,7 @@
               <a:graphicData uri="http://schemas.openxmlformats.org/drawingml/2006/picture">
                 <pic:pic>
                   <pic:nvPicPr>
-                    <pic:cNvPr id="0" name="p-07.jpg"/>
+                    <pic:cNvPr id="0" name="p-07.png"/>
                     <pic:cNvPicPr/>
                   </pic:nvPicPr>
                   <pic:blipFill>
@@ -243,7 +264,7 @@
                   <pic:spPr>
                     <a:xfrm>
                       <a:off x="0" y="0"/>
-                      <a:ext cx="7488000" cy="10590173"/>
+                      <a:ext cx="7542000" cy="10671054"/>
                     </a:xfrm>
                     <a:prstGeom prst="rect"/>
                   </pic:spPr>
@@ -255,10 +276,13 @@
       </w:r>
     </w:p>
     <w:p>
+      <w:pPr>
+        <w:spacing w:before="0" w:after="0"/>
+      </w:pPr>
       <w:r>
         <w:drawing>
           <wp:inline xmlns:a="http://schemas.openxmlformats.org/drawingml/2006/main" xmlns:pic="http://schemas.openxmlformats.org/drawingml/2006/picture">
-            <wp:extent cx="7488000" cy="10590173"/>
+            <wp:extent cx="7542000" cy="10671054"/>
             <wp:docPr id="8" name="Picture 8"/>
             <wp:cNvGraphicFramePr>
               <a:graphicFrameLocks noChangeAspect="1"/>
@@ -267,7 +291,7 @@
               <a:graphicData uri="http://schemas.openxmlformats.org/drawingml/2006/picture">
                 <pic:pic>
                   <pic:nvPicPr>
-                    <pic:cNvPr id="0" name="p-08.jpg"/>
+                    <pic:cNvPr id="0" name="p-08.png"/>
                     <pic:cNvPicPr/>
                   </pic:nvPicPr>
                   <pic:blipFill>
@@ -279,7 +303,7 @@
                   <pic:spPr>
                     <a:xfrm>
                       <a:off x="0" y="0"/>
-                      <a:ext cx="7488000" cy="10590173"/>
+                      <a:ext cx="7542000" cy="10671054"/>
                     </a:xfrm>
                     <a:prstGeom prst="rect"/>
                   </pic:spPr>
@@ -291,10 +315,13 @@
       </w:r>
     </w:p>
     <w:p>
+      <w:pPr>
+        <w:spacing w:before="0" w:after="0"/>
+      </w:pPr>
       <w:r>
         <w:drawing>
           <wp:inline xmlns:a="http://schemas.openxmlformats.org/drawingml/2006/main" xmlns:pic="http://schemas.openxmlformats.org/drawingml/2006/picture">
-            <wp:extent cx="7488000" cy="10590173"/>
+            <wp:extent cx="7542000" cy="10671054"/>
             <wp:docPr id="9" name="Picture 9"/>
             <wp:cNvGraphicFramePr>
               <a:graphicFrameLocks noChangeAspect="1"/>
@@ -303,7 +330,7 @@
               <a:graphicData uri="http://schemas.openxmlformats.org/drawingml/2006/picture">
                 <pic:pic>
                   <pic:nvPicPr>
-                    <pic:cNvPr id="0" name="p-09.jpg"/>
+                    <pic:cNvPr id="0" name="p-09.png"/>
                     <pic:cNvPicPr/>
                   </pic:nvPicPr>
                   <pic:blipFill>
@@ -315,7 +342,7 @@
                   <pic:spPr>
                     <a:xfrm>
                       <a:off x="0" y="0"/>
-                      <a:ext cx="7488000" cy="10590173"/>
+                      <a:ext cx="7542000" cy="10671054"/>
                     </a:xfrm>
                     <a:prstGeom prst="rect"/>
                   </pic:spPr>
@@ -327,10 +354,13 @@
       </w:r>
     </w:p>
     <w:p>
+      <w:pPr>
+        <w:spacing w:before="0" w:after="0"/>
+      </w:pPr>
       <w:r>
         <w:drawing>
           <wp:inline xmlns:a="http://schemas.openxmlformats.org/drawingml/2006/main" xmlns:pic="http://schemas.openxmlformats.org/drawingml/2006/picture">
-            <wp:extent cx="7488000" cy="10590173"/>
+            <wp:extent cx="7542000" cy="10671054"/>
             <wp:docPr id="10" name="Picture 10"/>
             <wp:cNvGraphicFramePr>
               <a:graphicFrameLocks noChangeAspect="1"/>
@@ -339,7 +369,7 @@
               <a:graphicData uri="http://schemas.openxmlformats.org/drawingml/2006/picture">
                 <pic:pic>
                   <pic:nvPicPr>
-                    <pic:cNvPr id="0" name="p-10.jpg"/>
+                    <pic:cNvPr id="0" name="p-10.png"/>
                     <pic:cNvPicPr/>
                   </pic:nvPicPr>
                   <pic:blipFill>
@@ -351,7 +381,7 @@
                   <pic:spPr>
                     <a:xfrm>
                       <a:off x="0" y="0"/>
-                      <a:ext cx="7488000" cy="10590173"/>
+                      <a:ext cx="7542000" cy="10671054"/>
                     </a:xfrm>
                     <a:prstGeom prst="rect"/>
                   </pic:spPr>
@@ -363,10 +393,13 @@
       </w:r>
     </w:p>
     <w:p>
+      <w:pPr>
+        <w:spacing w:before="0" w:after="0"/>
+      </w:pPr>
       <w:r>
         <w:drawing>
           <wp:inline xmlns:a="http://schemas.openxmlformats.org/drawingml/2006/main" xmlns:pic="http://schemas.openxmlformats.org/drawingml/2006/picture">
-            <wp:extent cx="7488000" cy="10590173"/>
+            <wp:extent cx="7542000" cy="10671054"/>
             <wp:docPr id="11" name="Picture 11"/>
             <wp:cNvGraphicFramePr>
               <a:graphicFrameLocks noChangeAspect="1"/>
@@ -375,7 +408,7 @@
               <a:graphicData uri="http://schemas.openxmlformats.org/drawingml/2006/picture">
                 <pic:pic>
                   <pic:nvPicPr>
-                    <pic:cNvPr id="0" name="p-11.jpg"/>
+                    <pic:cNvPr id="0" name="p-11.png"/>
                     <pic:cNvPicPr/>
                   </pic:nvPicPr>
                   <pic:blipFill>
@@ -387,7 +420,7 @@
                   <pic:spPr>
                     <a:xfrm>
                       <a:off x="0" y="0"/>
-                      <a:ext cx="7488000" cy="10590173"/>
+                      <a:ext cx="7542000" cy="10671054"/>
                     </a:xfrm>
                     <a:prstGeom prst="rect"/>
                   </pic:spPr>
@@ -399,10 +432,13 @@
       </w:r>
     </w:p>
     <w:p>
+      <w:pPr>
+        <w:spacing w:before="0" w:after="0"/>
+      </w:pPr>
       <w:r>
         <w:drawing>
           <wp:inline xmlns:a="http://schemas.openxmlformats.org/drawingml/2006/main" xmlns:pic="http://schemas.openxmlformats.org/drawingml/2006/picture">
-            <wp:extent cx="7488000" cy="10590173"/>
+            <wp:extent cx="7542000" cy="10671054"/>
             <wp:docPr id="12" name="Picture 12"/>
             <wp:cNvGraphicFramePr>
               <a:graphicFrameLocks noChangeAspect="1"/>
@@ -411,7 +447,7 @@
               <a:graphicData uri="http://schemas.openxmlformats.org/drawingml/2006/picture">
                 <pic:pic>
                   <pic:nvPicPr>
-                    <pic:cNvPr id="0" name="p-12.jpg"/>
+                    <pic:cNvPr id="0" name="p-12.png"/>
                     <pic:cNvPicPr/>
                   </pic:nvPicPr>
                   <pic:blipFill>
@@ -423,7 +459,7 @@
                   <pic:spPr>
                     <a:xfrm>
                       <a:off x="0" y="0"/>
-                      <a:ext cx="7488000" cy="10590173"/>
+                      <a:ext cx="7542000" cy="10671054"/>
                     </a:xfrm>
                     <a:prstGeom prst="rect"/>
                   </pic:spPr>
@@ -435,10 +471,13 @@
       </w:r>
     </w:p>
     <w:p>
+      <w:pPr>
+        <w:spacing w:before="0" w:after="0"/>
+      </w:pPr>
       <w:r>
         <w:drawing>
           <wp:inline xmlns:a="http://schemas.openxmlformats.org/drawingml/2006/main" xmlns:pic="http://schemas.openxmlformats.org/drawingml/2006/picture">
-            <wp:extent cx="7488000" cy="10590173"/>
+            <wp:extent cx="7542000" cy="10671054"/>
             <wp:docPr id="13" name="Picture 13"/>
             <wp:cNvGraphicFramePr>
               <a:graphicFrameLocks noChangeAspect="1"/>
@@ -447,7 +486,7 @@
               <a:graphicData uri="http://schemas.openxmlformats.org/drawingml/2006/picture">
                 <pic:pic>
                   <pic:nvPicPr>
-                    <pic:cNvPr id="0" name="p-13.jpg"/>
+                    <pic:cNvPr id="0" name="p-13.png"/>
                     <pic:cNvPicPr/>
                   </pic:nvPicPr>
                   <pic:blipFill>
@@ -459,7 +498,7 @@
                   <pic:spPr>
                     <a:xfrm>
                       <a:off x="0" y="0"/>
-                      <a:ext cx="7488000" cy="10590173"/>
+                      <a:ext cx="7542000" cy="10671054"/>
                     </a:xfrm>
                     <a:prstGeom prst="rect"/>
                   </pic:spPr>
@@ -471,10 +510,13 @@
       </w:r>
     </w:p>
     <w:p>
+      <w:pPr>
+        <w:spacing w:before="0" w:after="0"/>
+      </w:pPr>
       <w:r>
         <w:drawing>
           <wp:inline xmlns:a="http://schemas.openxmlformats.org/drawingml/2006/main" xmlns:pic="http://schemas.openxmlformats.org/drawingml/2006/picture">
-            <wp:extent cx="7488000" cy="10590173"/>
+            <wp:extent cx="7542000" cy="10671054"/>
             <wp:docPr id="14" name="Picture 14"/>
             <wp:cNvGraphicFramePr>
               <a:graphicFrameLocks noChangeAspect="1"/>
@@ -483,7 +525,7 @@
               <a:graphicData uri="http://schemas.openxmlformats.org/drawingml/2006/picture">
                 <pic:pic>
                   <pic:nvPicPr>
-                    <pic:cNvPr id="0" name="p-14.jpg"/>
+                    <pic:cNvPr id="0" name="p-14.png"/>
                     <pic:cNvPicPr/>
                   </pic:nvPicPr>
                   <pic:blipFill>
@@ -495,7 +537,7 @@
                   <pic:spPr>
                     <a:xfrm>
                       <a:off x="0" y="0"/>
-                      <a:ext cx="7488000" cy="10590173"/>
+                      <a:ext cx="7542000" cy="10671054"/>
                     </a:xfrm>
                     <a:prstGeom prst="rect"/>
                   </pic:spPr>
@@ -507,10 +549,13 @@
       </w:r>
     </w:p>
     <w:p>
+      <w:pPr>
+        <w:spacing w:before="0" w:after="0"/>
+      </w:pPr>
       <w:r>
         <w:drawing>
           <wp:inline xmlns:a="http://schemas.openxmlformats.org/drawingml/2006/main" xmlns:pic="http://schemas.openxmlformats.org/drawingml/2006/picture">
-            <wp:extent cx="7488000" cy="10590173"/>
+            <wp:extent cx="7542000" cy="10671054"/>
             <wp:docPr id="15" name="Picture 15"/>
             <wp:cNvGraphicFramePr>
               <a:graphicFrameLocks noChangeAspect="1"/>
@@ -519,7 +564,7 @@
               <a:graphicData uri="http://schemas.openxmlformats.org/drawingml/2006/picture">
                 <pic:pic>
                   <pic:nvPicPr>
-                    <pic:cNvPr id="0" name="p-15.jpg"/>
+                    <pic:cNvPr id="0" name="p-15.png"/>
                     <pic:cNvPicPr/>
                   </pic:nvPicPr>
                   <pic:blipFill>
@@ -531,7 +576,7 @@
                   <pic:spPr>
                     <a:xfrm>
                       <a:off x="0" y="0"/>
-                      <a:ext cx="7488000" cy="10590173"/>
+                      <a:ext cx="7542000" cy="10671054"/>
                     </a:xfrm>
                     <a:prstGeom prst="rect"/>
                   </pic:spPr>
@@ -543,10 +588,13 @@
       </w:r>
     </w:p>
     <w:p>
+      <w:pPr>
+        <w:spacing w:before="0" w:after="0"/>
+      </w:pPr>
       <w:r>
         <w:drawing>
           <wp:inline xmlns:a="http://schemas.openxmlformats.org/drawingml/2006/main" xmlns:pic="http://schemas.openxmlformats.org/drawingml/2006/picture">
-            <wp:extent cx="7488000" cy="10590173"/>
+            <wp:extent cx="7542000" cy="10671054"/>
             <wp:docPr id="16" name="Picture 16"/>
             <wp:cNvGraphicFramePr>
               <a:graphicFrameLocks noChangeAspect="1"/>
@@ -555,7 +603,7 @@
               <a:graphicData uri="http://schemas.openxmlformats.org/drawingml/2006/picture">
                 <pic:pic>
                   <pic:nvPicPr>
-                    <pic:cNvPr id="0" name="p-16.jpg"/>
+                    <pic:cNvPr id="0" name="p-16.png"/>
                     <pic:cNvPicPr/>
                   </pic:nvPicPr>
                   <pic:blipFill>
@@ -567,7 +615,7 @@
                   <pic:spPr>
                     <a:xfrm>
                       <a:off x="0" y="0"/>
-                      <a:ext cx="7488000" cy="10590173"/>
+                      <a:ext cx="7542000" cy="10671054"/>
                     </a:xfrm>
                     <a:prstGeom prst="rect"/>
                   </pic:spPr>
@@ -579,10 +627,13 @@
       </w:r>
     </w:p>
     <w:p>
+      <w:pPr>
+        <w:spacing w:before="0" w:after="0"/>
+      </w:pPr>
       <w:r>
         <w:drawing>
           <wp:inline xmlns:a="http://schemas.openxmlformats.org/drawingml/2006/main" xmlns:pic="http://schemas.openxmlformats.org/drawingml/2006/picture">
-            <wp:extent cx="7488000" cy="10590173"/>
+            <wp:extent cx="7542000" cy="10671054"/>
             <wp:docPr id="17" name="Picture 17"/>
             <wp:cNvGraphicFramePr>
               <a:graphicFrameLocks noChangeAspect="1"/>
@@ -591,7 +642,7 @@
               <a:graphicData uri="http://schemas.openxmlformats.org/drawingml/2006/picture">
                 <pic:pic>
                   <pic:nvPicPr>
-                    <pic:cNvPr id="0" name="p-17.jpg"/>
+                    <pic:cNvPr id="0" name="p-17.png"/>
                     <pic:cNvPicPr/>
                   </pic:nvPicPr>
                   <pic:blipFill>
@@ -603,7 +654,7 @@
                   <pic:spPr>
                     <a:xfrm>
                       <a:off x="0" y="0"/>
-                      <a:ext cx="7488000" cy="10590173"/>
+                      <a:ext cx="7542000" cy="10671054"/>
                     </a:xfrm>
                     <a:prstGeom prst="rect"/>
                   </pic:spPr>
@@ -615,10 +666,13 @@
       </w:r>
     </w:p>
     <w:p>
+      <w:pPr>
+        <w:spacing w:before="0" w:after="0"/>
+      </w:pPr>
       <w:r>
         <w:drawing>
           <wp:inline xmlns:a="http://schemas.openxmlformats.org/drawingml/2006/main" xmlns:pic="http://schemas.openxmlformats.org/drawingml/2006/picture">
-            <wp:extent cx="7488000" cy="10590173"/>
+            <wp:extent cx="7542000" cy="10671054"/>
             <wp:docPr id="18" name="Picture 18"/>
             <wp:cNvGraphicFramePr>
               <a:graphicFrameLocks noChangeAspect="1"/>
@@ -627,7 +681,7 @@
               <a:graphicData uri="http://schemas.openxmlformats.org/drawingml/2006/picture">
                 <pic:pic>
                   <pic:nvPicPr>
-                    <pic:cNvPr id="0" name="p-18.jpg"/>
+                    <pic:cNvPr id="0" name="p-18.png"/>
                     <pic:cNvPicPr/>
                   </pic:nvPicPr>
                   <pic:blipFill>
@@ -639,7 +693,7 @@
                   <pic:spPr>
                     <a:xfrm>
                       <a:off x="0" y="0"/>
-                      <a:ext cx="7488000" cy="10590173"/>
+                      <a:ext cx="7542000" cy="10671054"/>
                     </a:xfrm>
                     <a:prstGeom prst="rect"/>
                   </pic:spPr>
@@ -651,10 +705,13 @@
       </w:r>
     </w:p>
     <w:p>
+      <w:pPr>
+        <w:spacing w:before="0" w:after="0"/>
+      </w:pPr>
       <w:r>
         <w:drawing>
           <wp:inline xmlns:a="http://schemas.openxmlformats.org/drawingml/2006/main" xmlns:pic="http://schemas.openxmlformats.org/drawingml/2006/picture">
-            <wp:extent cx="7488000" cy="10590173"/>
+            <wp:extent cx="7542000" cy="10671054"/>
             <wp:docPr id="19" name="Picture 19"/>
             <wp:cNvGraphicFramePr>
               <a:graphicFrameLocks noChangeAspect="1"/>
@@ -663,7 +720,7 @@
               <a:graphicData uri="http://schemas.openxmlformats.org/drawingml/2006/picture">
                 <pic:pic>
                   <pic:nvPicPr>
-                    <pic:cNvPr id="0" name="p-19.jpg"/>
+                    <pic:cNvPr id="0" name="p-19.png"/>
                     <pic:cNvPicPr/>
                   </pic:nvPicPr>
                   <pic:blipFill>
@@ -675,7 +732,7 @@
                   <pic:spPr>
                     <a:xfrm>
                       <a:off x="0" y="0"/>
-                      <a:ext cx="7488000" cy="10590173"/>
+                      <a:ext cx="7542000" cy="10671054"/>
                     </a:xfrm>
                     <a:prstGeom prst="rect"/>
                   </pic:spPr>
@@ -687,10 +744,13 @@
       </w:r>
     </w:p>
     <w:p>
+      <w:pPr>
+        <w:spacing w:before="0" w:after="0"/>
+      </w:pPr>
       <w:r>
         <w:drawing>
           <wp:inline xmlns:a="http://schemas.openxmlformats.org/drawingml/2006/main" xmlns:pic="http://schemas.openxmlformats.org/drawingml/2006/picture">
-            <wp:extent cx="7488000" cy="10590173"/>
+            <wp:extent cx="7542000" cy="10671054"/>
             <wp:docPr id="20" name="Picture 20"/>
             <wp:cNvGraphicFramePr>
               <a:graphicFrameLocks noChangeAspect="1"/>
@@ -699,7 +759,7 @@
               <a:graphicData uri="http://schemas.openxmlformats.org/drawingml/2006/picture">
                 <pic:pic>
                   <pic:nvPicPr>
-                    <pic:cNvPr id="0" name="p-20.jpg"/>
+                    <pic:cNvPr id="0" name="p-20.png"/>
                     <pic:cNvPicPr/>
                   </pic:nvPicPr>
                   <pic:blipFill>
@@ -711,7 +771,7 @@
                   <pic:spPr>
                     <a:xfrm>
                       <a:off x="0" y="0"/>
-                      <a:ext cx="7488000" cy="10590173"/>
+                      <a:ext cx="7542000" cy="10671054"/>
                     </a:xfrm>
                     <a:prstGeom prst="rect"/>
                   </pic:spPr>
@@ -723,10 +783,13 @@
       </w:r>
     </w:p>
     <w:p>
+      <w:pPr>
+        <w:spacing w:before="0" w:after="0"/>
+      </w:pPr>
       <w:r>
         <w:drawing>
           <wp:inline xmlns:a="http://schemas.openxmlformats.org/drawingml/2006/main" xmlns:pic="http://schemas.openxmlformats.org/drawingml/2006/picture">
-            <wp:extent cx="7488000" cy="10590173"/>
+            <wp:extent cx="7542000" cy="10671054"/>
             <wp:docPr id="21" name="Picture 21"/>
             <wp:cNvGraphicFramePr>
               <a:graphicFrameLocks noChangeAspect="1"/>
@@ -735,7 +798,7 @@
               <a:graphicData uri="http://schemas.openxmlformats.org/drawingml/2006/picture">
                 <pic:pic>
                   <pic:nvPicPr>
-                    <pic:cNvPr id="0" name="p-21.jpg"/>
+                    <pic:cNvPr id="0" name="p-21.png"/>
                     <pic:cNvPicPr/>
                   </pic:nvPicPr>
                   <pic:blipFill>
@@ -747,7 +810,7 @@
                   <pic:spPr>
                     <a:xfrm>
                       <a:off x="0" y="0"/>
-                      <a:ext cx="7488000" cy="10590173"/>
+                      <a:ext cx="7542000" cy="10671054"/>
                     </a:xfrm>
                     <a:prstGeom prst="rect"/>
                   </pic:spPr>
@@ -759,10 +822,13 @@
       </w:r>
     </w:p>
     <w:p>
+      <w:pPr>
+        <w:spacing w:before="0" w:after="0"/>
+      </w:pPr>
       <w:r>
         <w:drawing>
           <wp:inline xmlns:a="http://schemas.openxmlformats.org/drawingml/2006/main" xmlns:pic="http://schemas.openxmlformats.org/drawingml/2006/picture">
-            <wp:extent cx="7488000" cy="10590173"/>
+            <wp:extent cx="7542000" cy="10671054"/>
             <wp:docPr id="22" name="Picture 22"/>
             <wp:cNvGraphicFramePr>
               <a:graphicFrameLocks noChangeAspect="1"/>
@@ -771,7 +837,7 @@
               <a:graphicData uri="http://schemas.openxmlformats.org/drawingml/2006/picture">
                 <pic:pic>
                   <pic:nvPicPr>
-                    <pic:cNvPr id="0" name="p-22.jpg"/>
+                    <pic:cNvPr id="0" name="p-22.png"/>
                     <pic:cNvPicPr/>
                   </pic:nvPicPr>
                   <pic:blipFill>
@@ -783,7 +849,7 @@
                   <pic:spPr>
                     <a:xfrm>
                       <a:off x="0" y="0"/>
-                      <a:ext cx="7488000" cy="10590173"/>
+                      <a:ext cx="7542000" cy="10671054"/>
                     </a:xfrm>
                     <a:prstGeom prst="rect"/>
                   </pic:spPr>
@@ -795,10 +861,13 @@
       </w:r>
     </w:p>
     <w:p>
+      <w:pPr>
+        <w:spacing w:before="0" w:after="0"/>
+      </w:pPr>
       <w:r>
         <w:drawing>
           <wp:inline xmlns:a="http://schemas.openxmlformats.org/drawingml/2006/main" xmlns:pic="http://schemas.openxmlformats.org/drawingml/2006/picture">
-            <wp:extent cx="7488000" cy="10590173"/>
+            <wp:extent cx="7542000" cy="10671054"/>
             <wp:docPr id="23" name="Picture 23"/>
             <wp:cNvGraphicFramePr>
               <a:graphicFrameLocks noChangeAspect="1"/>
@@ -807,7 +876,7 @@
               <a:graphicData uri="http://schemas.openxmlformats.org/drawingml/2006/picture">
                 <pic:pic>
                   <pic:nvPicPr>
-                    <pic:cNvPr id="0" name="p-23.jpg"/>
+                    <pic:cNvPr id="0" name="p-23.png"/>
                     <pic:cNvPicPr/>
                   </pic:nvPicPr>
                   <pic:blipFill>
@@ -819,7 +888,7 @@
                   <pic:spPr>
                     <a:xfrm>
                       <a:off x="0" y="0"/>
-                      <a:ext cx="7488000" cy="10590173"/>
+                      <a:ext cx="7542000" cy="10671054"/>
                     </a:xfrm>
                     <a:prstGeom prst="rect"/>
                   </pic:spPr>
@@ -831,10 +900,13 @@
       </w:r>
     </w:p>
     <w:p>
+      <w:pPr>
+        <w:spacing w:before="0" w:after="0"/>
+      </w:pPr>
       <w:r>
         <w:drawing>
           <wp:inline xmlns:a="http://schemas.openxmlformats.org/drawingml/2006/main" xmlns:pic="http://schemas.openxmlformats.org/drawingml/2006/picture">
-            <wp:extent cx="7488000" cy="10590173"/>
+            <wp:extent cx="7542000" cy="10671054"/>
             <wp:docPr id="24" name="Picture 24"/>
             <wp:cNvGraphicFramePr>
               <a:graphicFrameLocks noChangeAspect="1"/>
@@ -843,7 +915,7 @@
               <a:graphicData uri="http://schemas.openxmlformats.org/drawingml/2006/picture">
                 <pic:pic>
                   <pic:nvPicPr>
-                    <pic:cNvPr id="0" name="p-24.jpg"/>
+                    <pic:cNvPr id="0" name="p-24.png"/>
                     <pic:cNvPicPr/>
                   </pic:nvPicPr>
                   <pic:blipFill>
@@ -855,7 +927,7 @@
                   <pic:spPr>
                     <a:xfrm>
                       <a:off x="0" y="0"/>
-                      <a:ext cx="7488000" cy="10590173"/>
+                      <a:ext cx="7542000" cy="10671054"/>
                     </a:xfrm>
                     <a:prstGeom prst="rect"/>
                   </pic:spPr>
@@ -867,10 +939,13 @@
       </w:r>
     </w:p>
     <w:p>
+      <w:pPr>
+        <w:spacing w:before="0" w:after="0"/>
+      </w:pPr>
       <w:r>
         <w:drawing>
           <wp:inline xmlns:a="http://schemas.openxmlformats.org/drawingml/2006/main" xmlns:pic="http://schemas.openxmlformats.org/drawingml/2006/picture">
-            <wp:extent cx="7488000" cy="10590173"/>
+            <wp:extent cx="7542000" cy="10671054"/>
             <wp:docPr id="25" name="Picture 25"/>
             <wp:cNvGraphicFramePr>
               <a:graphicFrameLocks noChangeAspect="1"/>
@@ -879,7 +954,7 @@
               <a:graphicData uri="http://schemas.openxmlformats.org/drawingml/2006/picture">
                 <pic:pic>
                   <pic:nvPicPr>
-                    <pic:cNvPr id="0" name="p-25.jpg"/>
+                    <pic:cNvPr id="0" name="p-25.png"/>
                     <pic:cNvPicPr/>
                   </pic:nvPicPr>
                   <pic:blipFill>
@@ -891,7 +966,7 @@
                   <pic:spPr>
                     <a:xfrm>
                       <a:off x="0" y="0"/>
-                      <a:ext cx="7488000" cy="10590173"/>
+                      <a:ext cx="7542000" cy="10671054"/>
                     </a:xfrm>
                     <a:prstGeom prst="rect"/>
                   </pic:spPr>
@@ -903,10 +978,13 @@
       </w:r>
     </w:p>
     <w:p>
+      <w:pPr>
+        <w:spacing w:before="0" w:after="0"/>
+      </w:pPr>
       <w:r>
         <w:drawing>
           <wp:inline xmlns:a="http://schemas.openxmlformats.org/drawingml/2006/main" xmlns:pic="http://schemas.openxmlformats.org/drawingml/2006/picture">
-            <wp:extent cx="7488000" cy="10590173"/>
+            <wp:extent cx="7542000" cy="10671054"/>
             <wp:docPr id="26" name="Picture 26"/>
             <wp:cNvGraphicFramePr>
               <a:graphicFrameLocks noChangeAspect="1"/>
@@ -915,7 +993,7 @@
               <a:graphicData uri="http://schemas.openxmlformats.org/drawingml/2006/picture">
                 <pic:pic>
                   <pic:nvPicPr>
-                    <pic:cNvPr id="0" name="p-26.jpg"/>
+                    <pic:cNvPr id="0" name="p-26.png"/>
                     <pic:cNvPicPr/>
                   </pic:nvPicPr>
                   <pic:blipFill>
@@ -927,7 +1005,7 @@
                   <pic:spPr>
                     <a:xfrm>
                       <a:off x="0" y="0"/>
-                      <a:ext cx="7488000" cy="10590173"/>
+                      <a:ext cx="7542000" cy="10671054"/>
                     </a:xfrm>
                     <a:prstGeom prst="rect"/>
                   </pic:spPr>
@@ -939,10 +1017,13 @@
       </w:r>
     </w:p>
     <w:p>
+      <w:pPr>
+        <w:spacing w:before="0" w:after="0"/>
+      </w:pPr>
       <w:r>
         <w:drawing>
           <wp:inline xmlns:a="http://schemas.openxmlformats.org/drawingml/2006/main" xmlns:pic="http://schemas.openxmlformats.org/drawingml/2006/picture">
-            <wp:extent cx="7488000" cy="10590173"/>
+            <wp:extent cx="7542000" cy="10671054"/>
             <wp:docPr id="27" name="Picture 27"/>
             <wp:cNvGraphicFramePr>
               <a:graphicFrameLocks noChangeAspect="1"/>
@@ -951,7 +1032,7 @@
               <a:graphicData uri="http://schemas.openxmlformats.org/drawingml/2006/picture">
                 <pic:pic>
                   <pic:nvPicPr>
-                    <pic:cNvPr id="0" name="p-27.jpg"/>
+                    <pic:cNvPr id="0" name="p-27.png"/>
                     <pic:cNvPicPr/>
                   </pic:nvPicPr>
                   <pic:blipFill>
@@ -963,7 +1044,7 @@
                   <pic:spPr>
                     <a:xfrm>
                       <a:off x="0" y="0"/>
-                      <a:ext cx="7488000" cy="10590173"/>
+                      <a:ext cx="7542000" cy="10671054"/>
                     </a:xfrm>
                     <a:prstGeom prst="rect"/>
                   </pic:spPr>
@@ -975,10 +1056,13 @@
       </w:r>
     </w:p>
     <w:p>
+      <w:pPr>
+        <w:spacing w:before="0" w:after="0"/>
+      </w:pPr>
       <w:r>
         <w:drawing>
           <wp:inline xmlns:a="http://schemas.openxmlformats.org/drawingml/2006/main" xmlns:pic="http://schemas.openxmlformats.org/drawingml/2006/picture">
-            <wp:extent cx="7488000" cy="10590173"/>
+            <wp:extent cx="7542000" cy="10671054"/>
             <wp:docPr id="28" name="Picture 28"/>
             <wp:cNvGraphicFramePr>
               <a:graphicFrameLocks noChangeAspect="1"/>
@@ -987,7 +1071,7 @@
               <a:graphicData uri="http://schemas.openxmlformats.org/drawingml/2006/picture">
                 <pic:pic>
                   <pic:nvPicPr>
-                    <pic:cNvPr id="0" name="p-28.jpg"/>
+                    <pic:cNvPr id="0" name="p-28.png"/>
                     <pic:cNvPicPr/>
                   </pic:nvPicPr>
                   <pic:blipFill>
@@ -999,7 +1083,7 @@
                   <pic:spPr>
                     <a:xfrm>
                       <a:off x="0" y="0"/>
-                      <a:ext cx="7488000" cy="10590173"/>
+                      <a:ext cx="7542000" cy="10671054"/>
                     </a:xfrm>
                     <a:prstGeom prst="rect"/>
                   </pic:spPr>
@@ -1011,10 +1095,13 @@
       </w:r>
     </w:p>
     <w:p>
+      <w:pPr>
+        <w:spacing w:before="0" w:after="0"/>
+      </w:pPr>
       <w:r>
         <w:drawing>
           <wp:inline xmlns:a="http://schemas.openxmlformats.org/drawingml/2006/main" xmlns:pic="http://schemas.openxmlformats.org/drawingml/2006/picture">
-            <wp:extent cx="7488000" cy="10590173"/>
+            <wp:extent cx="7542000" cy="10671054"/>
             <wp:docPr id="29" name="Picture 29"/>
             <wp:cNvGraphicFramePr>
               <a:graphicFrameLocks noChangeAspect="1"/>
@@ -1023,7 +1110,7 @@
               <a:graphicData uri="http://schemas.openxmlformats.org/drawingml/2006/picture">
                 <pic:pic>
                   <pic:nvPicPr>
-                    <pic:cNvPr id="0" name="p-29.jpg"/>
+                    <pic:cNvPr id="0" name="p-29.png"/>
                     <pic:cNvPicPr/>
                   </pic:nvPicPr>
                   <pic:blipFill>
@@ -1035,7 +1122,7 @@
                   <pic:spPr>
                     <a:xfrm>
                       <a:off x="0" y="0"/>
-                      <a:ext cx="7488000" cy="10590173"/>
+                      <a:ext cx="7542000" cy="10671054"/>
                     </a:xfrm>
                     <a:prstGeom prst="rect"/>
                   </pic:spPr>
@@ -1047,10 +1134,13 @@
       </w:r>
     </w:p>
     <w:p>
+      <w:pPr>
+        <w:spacing w:before="0" w:after="0"/>
+      </w:pPr>
       <w:r>
         <w:drawing>
           <wp:inline xmlns:a="http://schemas.openxmlformats.org/drawingml/2006/main" xmlns:pic="http://schemas.openxmlformats.org/drawingml/2006/picture">
-            <wp:extent cx="7488000" cy="10590173"/>
+            <wp:extent cx="7542000" cy="10671054"/>
             <wp:docPr id="30" name="Picture 30"/>
             <wp:cNvGraphicFramePr>
               <a:graphicFrameLocks noChangeAspect="1"/>
@@ -1059,7 +1149,7 @@
               <a:graphicData uri="http://schemas.openxmlformats.org/drawingml/2006/picture">
                 <pic:pic>
                   <pic:nvPicPr>
-                    <pic:cNvPr id="0" name="p-30.jpg"/>
+                    <pic:cNvPr id="0" name="p-30.png"/>
                     <pic:cNvPicPr/>
                   </pic:nvPicPr>
                   <pic:blipFill>
@@ -1071,7 +1161,7 @@
                   <pic:spPr>
                     <a:xfrm>
                       <a:off x="0" y="0"/>
-                      <a:ext cx="7488000" cy="10590173"/>
+                      <a:ext cx="7542000" cy="10671054"/>
                     </a:xfrm>
                     <a:prstGeom prst="rect"/>
                   </pic:spPr>
@@ -1083,10 +1173,13 @@
       </w:r>
     </w:p>
     <w:p>
+      <w:pPr>
+        <w:spacing w:before="0" w:after="0"/>
+      </w:pPr>
       <w:r>
         <w:drawing>
           <wp:inline xmlns:a="http://schemas.openxmlformats.org/drawingml/2006/main" xmlns:pic="http://schemas.openxmlformats.org/drawingml/2006/picture">
-            <wp:extent cx="7488000" cy="10590173"/>
+            <wp:extent cx="7542000" cy="10671054"/>
             <wp:docPr id="31" name="Picture 31"/>
             <wp:cNvGraphicFramePr>
               <a:graphicFrameLocks noChangeAspect="1"/>
@@ -1095,7 +1188,7 @@
               <a:graphicData uri="http://schemas.openxmlformats.org/drawingml/2006/picture">
                 <pic:pic>
                   <pic:nvPicPr>
-                    <pic:cNvPr id="0" name="p-31.jpg"/>
+                    <pic:cNvPr id="0" name="p-31.png"/>
                     <pic:cNvPicPr/>
                   </pic:nvPicPr>
                   <pic:blipFill>
@@ -1107,7 +1200,7 @@
                   <pic:spPr>
                     <a:xfrm>
                       <a:off x="0" y="0"/>
-                      <a:ext cx="7488000" cy="10590173"/>
+                      <a:ext cx="7542000" cy="10671054"/>
                     </a:xfrm>
                     <a:prstGeom prst="rect"/>
                   </pic:spPr>
@@ -1119,10 +1212,13 @@
       </w:r>
     </w:p>
     <w:p>
+      <w:pPr>
+        <w:spacing w:before="0" w:after="0"/>
+      </w:pPr>
       <w:r>
         <w:drawing>
           <wp:inline xmlns:a="http://schemas.openxmlformats.org/drawingml/2006/main" xmlns:pic="http://schemas.openxmlformats.org/drawingml/2006/picture">
-            <wp:extent cx="7488000" cy="10590173"/>
+            <wp:extent cx="7542000" cy="10671054"/>
             <wp:docPr id="32" name="Picture 32"/>
             <wp:cNvGraphicFramePr>
               <a:graphicFrameLocks noChangeAspect="1"/>
@@ -1131,7 +1227,7 @@
               <a:graphicData uri="http://schemas.openxmlformats.org/drawingml/2006/picture">
                 <pic:pic>
                   <pic:nvPicPr>
-                    <pic:cNvPr id="0" name="p-32.jpg"/>
+                    <pic:cNvPr id="0" name="p-32.png"/>
                     <pic:cNvPicPr/>
                   </pic:nvPicPr>
                   <pic:blipFill>
@@ -1143,7 +1239,7 @@
                   <pic:spPr>
                     <a:xfrm>
                       <a:off x="0" y="0"/>
-                      <a:ext cx="7488000" cy="10590173"/>
+                      <a:ext cx="7542000" cy="10671054"/>
                     </a:xfrm>
                     <a:prstGeom prst="rect"/>
                   </pic:spPr>
@@ -1155,10 +1251,13 @@
       </w:r>
     </w:p>
     <w:p>
+      <w:pPr>
+        <w:spacing w:before="0" w:after="0"/>
+      </w:pPr>
       <w:r>
         <w:drawing>
           <wp:inline xmlns:a="http://schemas.openxmlformats.org/drawingml/2006/main" xmlns:pic="http://schemas.openxmlformats.org/drawingml/2006/picture">
-            <wp:extent cx="7488000" cy="10590173"/>
+            <wp:extent cx="7542000" cy="10671054"/>
             <wp:docPr id="33" name="Picture 33"/>
             <wp:cNvGraphicFramePr>
               <a:graphicFrameLocks noChangeAspect="1"/>
@@ -1167,7 +1266,7 @@
               <a:graphicData uri="http://schemas.openxmlformats.org/drawingml/2006/picture">
                 <pic:pic>
                   <pic:nvPicPr>
-                    <pic:cNvPr id="0" name="p-33.jpg"/>
+                    <pic:cNvPr id="0" name="p-33.png"/>
                     <pic:cNvPicPr/>
                   </pic:nvPicPr>
                   <pic:blipFill>
@@ -1179,7 +1278,7 @@
                   <pic:spPr>
                     <a:xfrm>
                       <a:off x="0" y="0"/>
-                      <a:ext cx="7488000" cy="10590173"/>
+                      <a:ext cx="7542000" cy="10671054"/>
                     </a:xfrm>
                     <a:prstGeom prst="rect"/>
                   </pic:spPr>
@@ -1191,10 +1290,13 @@
       </w:r>
     </w:p>
     <w:p>
+      <w:pPr>
+        <w:spacing w:before="0" w:after="0"/>
+      </w:pPr>
       <w:r>
         <w:drawing>
           <wp:inline xmlns:a="http://schemas.openxmlformats.org/drawingml/2006/main" xmlns:pic="http://schemas.openxmlformats.org/drawingml/2006/picture">
-            <wp:extent cx="7488000" cy="10590173"/>
+            <wp:extent cx="7542000" cy="10671054"/>
             <wp:docPr id="34" name="Picture 34"/>
             <wp:cNvGraphicFramePr>
               <a:graphicFrameLocks noChangeAspect="1"/>
@@ -1203,7 +1305,7 @@
               <a:graphicData uri="http://schemas.openxmlformats.org/drawingml/2006/picture">
                 <pic:pic>
                   <pic:nvPicPr>
-                    <pic:cNvPr id="0" name="p-34.jpg"/>
+                    <pic:cNvPr id="0" name="p-34.png"/>
                     <pic:cNvPicPr/>
                   </pic:nvPicPr>
                   <pic:blipFill>
@@ -1215,7 +1317,7 @@
                   <pic:spPr>
                     <a:xfrm>
                       <a:off x="0" y="0"/>
-                      <a:ext cx="7488000" cy="10590173"/>
+                      <a:ext cx="7542000" cy="10671054"/>
                     </a:xfrm>
                     <a:prstGeom prst="rect"/>
                   </pic:spPr>
@@ -1227,10 +1329,13 @@
       </w:r>
     </w:p>
     <w:p>
+      <w:pPr>
+        <w:spacing w:before="0" w:after="0"/>
+      </w:pPr>
       <w:r>
         <w:drawing>
           <wp:inline xmlns:a="http://schemas.openxmlformats.org/drawingml/2006/main" xmlns:pic="http://schemas.openxmlformats.org/drawingml/2006/picture">
-            <wp:extent cx="7488000" cy="10590173"/>
+            <wp:extent cx="7542000" cy="10671054"/>
             <wp:docPr id="35" name="Picture 35"/>
             <wp:cNvGraphicFramePr>
               <a:graphicFrameLocks noChangeAspect="1"/>
@@ -1239,7 +1344,7 @@
               <a:graphicData uri="http://schemas.openxmlformats.org/drawingml/2006/picture">
                 <pic:pic>
                   <pic:nvPicPr>
-                    <pic:cNvPr id="0" name="p-35.jpg"/>
+                    <pic:cNvPr id="0" name="p-35.png"/>
                     <pic:cNvPicPr/>
                   </pic:nvPicPr>
                   <pic:blipFill>
@@ -1251,7 +1356,7 @@
                   <pic:spPr>
                     <a:xfrm>
                       <a:off x="0" y="0"/>
-                      <a:ext cx="7488000" cy="10590173"/>
+                      <a:ext cx="7542000" cy="10671054"/>
                     </a:xfrm>
                     <a:prstGeom prst="rect"/>
                   </pic:spPr>
@@ -1263,10 +1368,13 @@
       </w:r>
     </w:p>
     <w:p>
+      <w:pPr>
+        <w:spacing w:before="0" w:after="0"/>
+      </w:pPr>
       <w:r>
         <w:drawing>
           <wp:inline xmlns:a="http://schemas.openxmlformats.org/drawingml/2006/main" xmlns:pic="http://schemas.openxmlformats.org/drawingml/2006/picture">
-            <wp:extent cx="7488000" cy="10590173"/>
+            <wp:extent cx="7542000" cy="10671054"/>
             <wp:docPr id="36" name="Picture 36"/>
             <wp:cNvGraphicFramePr>
               <a:graphicFrameLocks noChangeAspect="1"/>
@@ -1275,7 +1383,7 @@
               <a:graphicData uri="http://schemas.openxmlformats.org/drawingml/2006/picture">
                 <pic:pic>
                   <pic:nvPicPr>
-                    <pic:cNvPr id="0" name="p-36.jpg"/>
+                    <pic:cNvPr id="0" name="p-36.png"/>
                     <pic:cNvPicPr/>
                   </pic:nvPicPr>
                   <pic:blipFill>
@@ -1287,7 +1395,7 @@
                   <pic:spPr>
                     <a:xfrm>
                       <a:off x="0" y="0"/>
-                      <a:ext cx="7488000" cy="10590173"/>
+                      <a:ext cx="7542000" cy="10671054"/>
                     </a:xfrm>
                     <a:prstGeom prst="rect"/>
                   </pic:spPr>
@@ -1299,10 +1407,13 @@
       </w:r>
     </w:p>
     <w:p>
+      <w:pPr>
+        <w:spacing w:before="0" w:after="0"/>
+      </w:pPr>
       <w:r>
         <w:drawing>
           <wp:inline xmlns:a="http://schemas.openxmlformats.org/drawingml/2006/main" xmlns:pic="http://schemas.openxmlformats.org/drawingml/2006/picture">
-            <wp:extent cx="7488000" cy="10590173"/>
+            <wp:extent cx="7542000" cy="10671054"/>
             <wp:docPr id="37" name="Picture 37"/>
             <wp:cNvGraphicFramePr>
               <a:graphicFrameLocks noChangeAspect="1"/>
@@ -1311,7 +1422,7 @@
               <a:graphicData uri="http://schemas.openxmlformats.org/drawingml/2006/picture">
                 <pic:pic>
                   <pic:nvPicPr>
-                    <pic:cNvPr id="0" name="p-37.jpg"/>
+                    <pic:cNvPr id="0" name="p-37.png"/>
                     <pic:cNvPicPr/>
                   </pic:nvPicPr>
                   <pic:blipFill>
@@ -1323,7 +1434,7 @@
                   <pic:spPr>
                     <a:xfrm>
                       <a:off x="0" y="0"/>
-                      <a:ext cx="7488000" cy="10590173"/>
+                      <a:ext cx="7542000" cy="10671054"/>
                     </a:xfrm>
                     <a:prstGeom prst="rect"/>
                   </pic:spPr>
@@ -1335,10 +1446,13 @@
       </w:r>
     </w:p>
     <w:p>
+      <w:pPr>
+        <w:spacing w:before="0" w:after="0"/>
+      </w:pPr>
       <w:r>
         <w:drawing>
           <wp:inline xmlns:a="http://schemas.openxmlformats.org/drawingml/2006/main" xmlns:pic="http://schemas.openxmlformats.org/drawingml/2006/picture">
-            <wp:extent cx="7488000" cy="10590173"/>
+            <wp:extent cx="7542000" cy="10671054"/>
             <wp:docPr id="38" name="Picture 38"/>
             <wp:cNvGraphicFramePr>
               <a:graphicFrameLocks noChangeAspect="1"/>
@@ -1347,7 +1461,7 @@
               <a:graphicData uri="http://schemas.openxmlformats.org/drawingml/2006/picture">
                 <pic:pic>
                   <pic:nvPicPr>
-                    <pic:cNvPr id="0" name="p-38.jpg"/>
+                    <pic:cNvPr id="0" name="p-38.png"/>
                     <pic:cNvPicPr/>
                   </pic:nvPicPr>
                   <pic:blipFill>
@@ -1359,7 +1473,7 @@
                   <pic:spPr>
                     <a:xfrm>
                       <a:off x="0" y="0"/>
-                      <a:ext cx="7488000" cy="10590173"/>
+                      <a:ext cx="7542000" cy="10671054"/>
                     </a:xfrm>
                     <a:prstGeom prst="rect"/>
                   </pic:spPr>
@@ -1371,10 +1485,13 @@
       </w:r>
     </w:p>
     <w:p>
+      <w:pPr>
+        <w:spacing w:before="0" w:after="0"/>
+      </w:pPr>
       <w:r>
         <w:drawing>
           <wp:inline xmlns:a="http://schemas.openxmlformats.org/drawingml/2006/main" xmlns:pic="http://schemas.openxmlformats.org/drawingml/2006/picture">
-            <wp:extent cx="7488000" cy="10590173"/>
+            <wp:extent cx="7542000" cy="10671054"/>
             <wp:docPr id="39" name="Picture 39"/>
             <wp:cNvGraphicFramePr>
               <a:graphicFrameLocks noChangeAspect="1"/>
@@ -1383,7 +1500,7 @@
               <a:graphicData uri="http://schemas.openxmlformats.org/drawingml/2006/picture">
                 <pic:pic>
                   <pic:nvPicPr>
-                    <pic:cNvPr id="0" name="p-02.jpg"/>
+                    <pic:cNvPr id="0" name="p-02.png"/>
                     <pic:cNvPicPr/>
                   </pic:nvPicPr>
                   <pic:blipFill>
@@ -1395,7 +1512,7 @@
                   <pic:spPr>
                     <a:xfrm>
                       <a:off x="0" y="0"/>
-                      <a:ext cx="7488000" cy="10590173"/>
+                      <a:ext cx="7542000" cy="10671054"/>
                     </a:xfrm>
                     <a:prstGeom prst="rect"/>
                   </pic:spPr>
@@ -1779,12 +1896,6 @@
     <w:name w:val="Normal"/>
     <w:qFormat/>
     <w:rsid w:val="00FC693F"/>
-    <w:pPr>
-      <w:spacing w:after="0" w:before="0"/>
-    </w:pPr>
-    <w:rPr>
-      <w:sz w:val="2"/>
-    </w:rPr>
   </w:style>
   <w:style w:type="paragraph" w:styleId="Header">
     <w:name w:val="header"/>
